--- a/FASE 2/Evidencias Proyecto/Evidencias de documentación/Estado Actual Proyecto.docx
+++ b/FASE 2/Evidencias Proyecto/Evidencias de documentación/Estado Actual Proyecto.docx
@@ -324,7 +324,7 @@
           <w:sz w:val="21"/>
           <w:szCs w:val="21"/>
         </w:rPr>
-        <w:t>Total Pruebas Unitarias Exclusivas: 188 pruebas aprobadas (100% exito).</w:t>
+        <w:t>Total Pruebas Unitarias Exclusivas: 193 pruebas aprobadas (100% exito).</w:t>
       </w:r>
     </w:p>
     <w:p>
@@ -338,7 +338,7 @@
           <w:sz w:val="21"/>
           <w:szCs w:val="21"/>
         </w:rPr>
-        <w:t>Total Pruebas de Integracion: 81 pruebas aprobadas (100% exito). Gran total del sistema: 269 pruebas automatizadas superadas.</w:t>
+        <w:t>Total Pruebas de Integracion: 87 pruebas aprobadas (100% exito). Gran total del sistema: 280 pruebas automatizadas superadas.</w:t>
       </w:r>
     </w:p>
     <w:p>

--- a/FASE 2/Evidencias Proyecto/Evidencias de documentación/Estado Actual Proyecto.docx
+++ b/FASE 2/Evidencias Proyecto/Evidencias de documentación/Estado Actual Proyecto.docx
@@ -324,7 +324,7 @@
           <w:sz w:val="21"/>
           <w:szCs w:val="21"/>
         </w:rPr>
-        <w:t>Total Pruebas Unitarias Exclusivas: 193 pruebas aprobadas (100% exito).</w:t>
+        <w:t>Total Pruebas Unitarias Exclusivas: 199 pruebas aprobadas (100% exito).</w:t>
       </w:r>
     </w:p>
     <w:p>
@@ -338,7 +338,7 @@
           <w:sz w:val="21"/>
           <w:szCs w:val="21"/>
         </w:rPr>
-        <w:t>Total Pruebas de Integracion: 87 pruebas aprobadas (100% exito). Gran total del sistema: 280 pruebas automatizadas superadas.</w:t>
+        <w:t>Total Pruebas de Integracion: 87 pruebas aprobadas (100% exito). Gran total del sistema: 286 pruebas automatizadas superadas.</w:t>
       </w:r>
     </w:p>
     <w:p>

--- a/FASE 2/Evidencias Proyecto/Evidencias de documentación/Estado Actual Proyecto.docx
+++ b/FASE 2/Evidencias Proyecto/Evidencias de documentación/Estado Actual Proyecto.docx
@@ -324,7 +324,7 @@
           <w:sz w:val="21"/>
           <w:szCs w:val="21"/>
         </w:rPr>
-        <w:t>Total Pruebas Unitarias Exclusivas: 199 pruebas aprobadas (100% exito).</w:t>
+        <w:t>Total Pruebas Unitarias Exclusivas: 211 pruebas aprobadas (100% exito).</w:t>
       </w:r>
     </w:p>
     <w:p>
@@ -338,7 +338,7 @@
           <w:sz w:val="21"/>
           <w:szCs w:val="21"/>
         </w:rPr>
-        <w:t>Total Pruebas de Integracion: 87 pruebas aprobadas (100% exito). Gran total del sistema: 286 pruebas automatizadas superadas.</w:t>
+        <w:t>Total Pruebas de Integracion: 87 pruebas aprobadas (100% exito). Gran total del sistema: 298 pruebas automatizadas superadas.</w:t>
       </w:r>
     </w:p>
     <w:p>

--- a/FASE 2/Evidencias Proyecto/Evidencias de documentación/Estado Actual Proyecto.docx
+++ b/FASE 2/Evidencias Proyecto/Evidencias de documentación/Estado Actual Proyecto.docx
@@ -324,7 +324,7 @@
           <w:sz w:val="21"/>
           <w:szCs w:val="21"/>
         </w:rPr>
-        <w:t>Total Pruebas Unitarias Exclusivas: 211 pruebas aprobadas (100% exito).</w:t>
+        <w:t>Total Pruebas Unitarias Exclusivas: 216 pruebas aprobadas (100% exito).</w:t>
       </w:r>
     </w:p>
     <w:p>
@@ -338,7 +338,7 @@
           <w:sz w:val="21"/>
           <w:szCs w:val="21"/>
         </w:rPr>
-        <w:t>Total Pruebas de Integracion: 87 pruebas aprobadas (100% exito). Gran total del sistema: 298 pruebas automatizadas superadas.</w:t>
+        <w:t>Total Pruebas de Integracion: 87 pruebas aprobadas (100% exito). Gran total del sistema: 303 pruebas automatizadas superadas.</w:t>
       </w:r>
     </w:p>
     <w:p>

--- a/FASE 2/Evidencias Proyecto/Evidencias de documentación/Estado Actual Proyecto.docx
+++ b/FASE 2/Evidencias Proyecto/Evidencias de documentación/Estado Actual Proyecto.docx
@@ -324,7 +324,7 @@
           <w:sz w:val="21"/>
           <w:szCs w:val="21"/>
         </w:rPr>
-        <w:t>Total Pruebas Unitarias Exclusivas: 216 pruebas aprobadas (100% exito).</w:t>
+        <w:t>Total Pruebas Unitarias Exclusivas: 221 pruebas aprobadas (100% exito).</w:t>
       </w:r>
     </w:p>
     <w:p>
@@ -338,7 +338,7 @@
           <w:sz w:val="21"/>
           <w:szCs w:val="21"/>
         </w:rPr>
-        <w:t>Total Pruebas de Integracion: 87 pruebas aprobadas (100% exito). Gran total del sistema: 303 pruebas automatizadas superadas.</w:t>
+        <w:t>Total Pruebas de Integracion: 87 pruebas aprobadas (100% exito). Gran total del sistema: 308 pruebas automatizadas superadas.</w:t>
       </w:r>
     </w:p>
     <w:p>

--- a/FASE 2/Evidencias Proyecto/Evidencias de documentación/Estado Actual Proyecto.docx
+++ b/FASE 2/Evidencias Proyecto/Evidencias de documentación/Estado Actual Proyecto.docx
@@ -196,7 +196,7 @@
           <w:sz w:val="21"/>
           <w:szCs w:val="21"/>
         </w:rPr>
-        <w:t>Se desarrollo una bateria exclusiva e independiente ubicada en la carpeta tests_unitarias/, logrando la cobertura verificada del 100% de los 72 endpoints del backend mas los modulos criticos de negocio:</w:t>
+        <w:t>Se desarrollo una bateria exclusiva e independiente ubicada en la carpeta tests_unitarias/, logrando la cobertura verificada del 100% de los 69 endpoints del backend mas los modulos criticos de negocio:</w:t>
       </w:r>
     </w:p>
     <w:p>
@@ -215,7 +215,7 @@
           <w:sz w:val="21"/>
           <w:szCs w:val="21"/>
         </w:rPr>
-        <w:t>all_endpoints.unit.test.ts: 72 pruebas aprobadas cubriendo los 72 endpoints REST del sistema.</w:t>
+        <w:t>all_endpoints.unit.test.ts: 72 pruebas aprobadas cubriendo los 69 endpoints REST del sistema.</w:t>
       </w:r>
     </w:p>
     <w:p>
@@ -324,7 +324,7 @@
           <w:sz w:val="21"/>
           <w:szCs w:val="21"/>
         </w:rPr>
-        <w:t>Total Pruebas Unitarias Exclusivas: 221 pruebas aprobadas (100% exito).</w:t>
+        <w:t>Total Pruebas Unitarias Exclusivas: 213 pruebas aprobadas (100% exito).</w:t>
       </w:r>
     </w:p>
     <w:p>
@@ -338,7 +338,7 @@
           <w:sz w:val="21"/>
           <w:szCs w:val="21"/>
         </w:rPr>
-        <w:t>Total Pruebas de Integracion: 87 pruebas aprobadas (100% exito). Gran total del sistema: 308 pruebas automatizadas superadas.</w:t>
+        <w:t>Total Pruebas de Integracion: 84 pruebas aprobadas (100% exito). Gran total del sistema: 297 pruebas automatizadas superadas.</w:t>
       </w:r>
     </w:p>
     <w:p>
@@ -672,7 +672,7 @@
                 <w:sz w:val="17"/>
                 <w:szCs w:val="17"/>
               </w:rPr>
-              <w:t>100% (72/72 Endpoints)</w:t>
+              <w:t>100% (72/69 Endpoints)</w:t>
             </w:r>
           </w:p>
         </w:tc>

--- a/FASE 2/Evidencias Proyecto/Evidencias de documentación/Estado Actual Proyecto.docx
+++ b/FASE 2/Evidencias Proyecto/Evidencias de documentación/Estado Actual Proyecto.docx
@@ -324,7 +324,7 @@
           <w:sz w:val="21"/>
           <w:szCs w:val="21"/>
         </w:rPr>
-        <w:t>Total Pruebas Unitarias Exclusivas: 213 pruebas aprobadas (100% exito).</w:t>
+        <w:t>Total Pruebas Unitarias Exclusivas: 228 pruebas aprobadas (100% exito).</w:t>
       </w:r>
     </w:p>
     <w:p>
@@ -338,7 +338,7 @@
           <w:sz w:val="21"/>
           <w:szCs w:val="21"/>
         </w:rPr>
-        <w:t>Total Pruebas de Integracion: 84 pruebas aprobadas (100% exito). Gran total del sistema: 297 pruebas automatizadas superadas.</w:t>
+        <w:t>Total Pruebas de Integracion: 84 pruebas aprobadas (100% exito). Gran total del sistema: 312 pruebas automatizadas superadas.</w:t>
       </w:r>
     </w:p>
     <w:p>

--- a/FASE 2/Evidencias Proyecto/Evidencias de documentación/Estado Actual Proyecto.docx
+++ b/FASE 2/Evidencias Proyecto/Evidencias de documentación/Estado Actual Proyecto.docx
@@ -324,7 +324,7 @@
           <w:sz w:val="21"/>
           <w:szCs w:val="21"/>
         </w:rPr>
-        <w:t>Total Pruebas Unitarias Exclusivas: 228 pruebas aprobadas (100% exito).</w:t>
+        <w:t>Total Pruebas Unitarias Exclusivas: 244 pruebas aprobadas (100% exito).</w:t>
       </w:r>
     </w:p>
     <w:p>
@@ -338,7 +338,7 @@
           <w:sz w:val="21"/>
           <w:szCs w:val="21"/>
         </w:rPr>
-        <w:t>Total Pruebas de Integracion: 84 pruebas aprobadas (100% exito). Gran total del sistema: 312 pruebas automatizadas superadas.</w:t>
+        <w:t>Total Pruebas de Integracion: 84 pruebas aprobadas (100% exito). Gran total del sistema: 328 pruebas automatizadas superadas.</w:t>
       </w:r>
     </w:p>
     <w:p>
